--- a/Шаблони/Контрольний рапорт — екіпаж.docx
+++ b/Шаблони/Контрольний рапорт — екіпаж.docx
@@ -4,12 +4,12 @@
   <w:body>
     <w:p>
       <w:r>
-        <w:t>Контрольний рапорт щодо екіпажу {{екіпаж_назва}}</w:t>
+        <w:t>Контрольний рапорт щодо екіпажу {{екіпаж_1_назва}}</w:t>
       </w:r>
     </w:p>
     <w:p>
       <w:r>
-        <w:t>Взвод: {{екіпаж_взвод}}. Позиція: {{екіпаж_позиція}}. Район розвідки: {{екіпаж_район_розвідки}}. Склад: {{екіпаж_склад}}. Автомобілі: {{екіпаж_автомобілі}}.</w:t>
+        <w:t>Взвод: {{екіпаж_1_взвод}}. Позиція: {{екіпаж_1_позиція}}. Район розвідки: {{екіпаж_1_район_розвідки}}. Склад: {{екіпаж_1_склад}}. Автомобілі: {{екіпаж_1_автомобілі}}.</w:t>
       </w:r>
     </w:p>
     <w:sectPr>
